--- a/the_main_types_of_graphics/lesson_summary.docx
+++ b/the_main_types_of_graphics/lesson_summary.docx
@@ -59,28 +59,28 @@
           <w:rFonts w:ascii="Book Antiqua" w:hAnsi="Book Antiqua"/>
           <w:lang w:val="ru-RU"/>
         </w:rPr>
-        <w:t>о</w:t>
-      </w:r>
-      <w:r>
-        <w:rPr>
-          <w:rFonts w:ascii="Book Antiqua" w:hAnsi="Book Antiqua"/>
-          <w:lang w:val="ru-RU"/>
-        </w:rPr>
-        <w:t>сновные виды графики. Цвет в компьютерной графике</w:t>
-      </w:r>
-      <w:r>
-        <w:rPr>
-          <w:rFonts w:ascii="Book Antiqua" w:hAnsi="Book Antiqua"/>
-          <w:lang w:val="ru-RU"/>
-        </w:rPr>
-        <w:t xml:space="preserve"> </w:t>
-      </w:r>
-      <w:r>
-        <w:rPr>
-          <w:rFonts w:ascii="Book Antiqua" w:hAnsi="Book Antiqua"/>
-          <w:lang w:val="ru-RU"/>
-        </w:rPr>
-        <w:t>(11 класс)</w:t>
+        <w:t xml:space="preserve">основные виды графики. Цвет в компьютерной графике </w:t>
+      </w:r>
+      <w:r>
+        <w:rPr>
+          <w:rFonts w:ascii="Book Antiqua" w:hAnsi="Book Antiqua"/>
+          <w:lang w:val="ru-RU"/>
+        </w:rPr>
+        <w:t>(</w:t>
+      </w:r>
+      <w:r>
+        <w:rPr>
+          <w:rFonts w:ascii="Book Antiqua" w:hAnsi="Book Antiqua"/>
+          <w:lang w:val="ru-RU"/>
+        </w:rPr>
+        <w:t>10-</w:t>
+      </w:r>
+      <w:r>
+        <w:rPr>
+          <w:rFonts w:ascii="Book Antiqua" w:hAnsi="Book Antiqua"/>
+          <w:lang w:val="ru-RU"/>
+        </w:rPr>
+        <w:t>11 класс)</w:t>
       </w:r>
     </w:p>
     <w:p>
@@ -153,14 +153,7 @@
           <w:rFonts w:ascii="Book Antiqua" w:hAnsi="Book Antiqua"/>
           <w:lang w:val="ru-RU"/>
         </w:rPr>
-        <w:t>с</w:t>
-      </w:r>
-      <w:r>
-        <w:rPr>
-          <w:rFonts w:ascii="Book Antiqua" w:hAnsi="Book Antiqua"/>
-          <w:lang w:val="ru-RU"/>
-        </w:rPr>
-        <w:t>формировать систематизированное представление об основных видах компьютерной графики, способах формирования изображений и принципах представления цвета в компьютерных системах.</w:t>
+        <w:t>сформировать систематизированное представление об основных видах компьютерной графики, способах формирования изображений и принципах представления цвета в компьютерных системах.</w:t>
       </w:r>
     </w:p>
     <w:p>
@@ -6195,6 +6188,7 @@
   <w:style w:type="character" w:default="1" w:styleId="a0">
     <w:name w:val="Default Paragraph Font"/>
     <w:uiPriority w:val="1"/>
+    <w:semiHidden/>
     <w:unhideWhenUsed/>
   </w:style>
   <w:style w:type="table" w:default="1" w:styleId="a1">
